--- a/Week-2/Day-3/LAB-4.docx
+++ b/Week-2/Day-3/LAB-4.docx
@@ -30,7 +30,7 @@
           <w:lang w:val="en-IN"/>
         </w:rPr>
         <w:pict w14:anchorId="1F64C142">
-          <v:rect id="_x0000_i1217" style="width:0;height:1.5pt" o:hralign="center" o:hrstd="t" o:hr="t" fillcolor="#a0a0a0" stroked="f"/>
+          <v:rect id="_x0000_i1025" style="width:0;height:1.5pt" o:hralign="center" o:hrstd="t" o:hr="t" fillcolor="#a0a0a0" stroked="f"/>
         </w:pict>
       </w:r>
     </w:p>
@@ -205,7 +205,7 @@
           <w:lang w:val="en-IN"/>
         </w:rPr>
         <w:pict w14:anchorId="7756BB6B">
-          <v:rect id="_x0000_i1218" style="width:0;height:1.5pt" o:hralign="center" o:hrstd="t" o:hr="t" fillcolor="#a0a0a0" stroked="f"/>
+          <v:rect id="_x0000_i1026" style="width:0;height:1.5pt" o:hralign="center" o:hrstd="t" o:hr="t" fillcolor="#a0a0a0" stroked="f"/>
         </w:pict>
       </w:r>
     </w:p>
@@ -253,21 +253,7 @@
         <w:rPr>
           <w:lang w:val="en-IN"/>
         </w:rPr>
-        <w:t xml:space="preserve">A bank wants to </w:t>
-      </w:r>
-      <w:proofErr w:type="spellStart"/>
-      <w:r>
-        <w:rPr>
-          <w:lang w:val="en-IN"/>
-        </w:rPr>
-        <w:t>analyze</w:t>
-      </w:r>
-      <w:proofErr w:type="spellEnd"/>
-      <w:r>
-        <w:rPr>
-          <w:lang w:val="en-IN"/>
-        </w:rPr>
-        <w:t>:</w:t>
+        <w:t>A bank wants to analyze:</w:t>
       </w:r>
     </w:p>
     <w:p>
@@ -332,7 +318,7 @@
           <w:lang w:val="en-IN"/>
         </w:rPr>
         <w:pict w14:anchorId="5560EBC9">
-          <v:rect id="_x0000_i1219" style="width:0;height:1.5pt" o:hralign="center" o:hrstd="t" o:hr="t" fillcolor="#a0a0a0" stroked="f"/>
+          <v:rect id="_x0000_i1027" style="width:0;height:1.5pt" o:hralign="center" o:hrstd="t" o:hr="t" fillcolor="#a0a0a0" stroked="f"/>
         </w:pict>
       </w:r>
     </w:p>
@@ -376,161 +362,43 @@
         <w:rPr>
           <w:lang w:val="en-IN"/>
         </w:rPr>
-        <w:t>transaction_</w:t>
-      </w:r>
-      <w:proofErr w:type="gramStart"/>
-      <w:r>
-        <w:rPr>
-          <w:lang w:val="en-IN"/>
-        </w:rPr>
-        <w:t>id,account</w:t>
-      </w:r>
-      <w:proofErr w:type="gramEnd"/>
-      <w:r>
-        <w:rPr>
-          <w:lang w:val="en-IN"/>
-        </w:rPr>
-        <w:t>_</w:t>
-      </w:r>
-      <w:proofErr w:type="gramStart"/>
-      <w:r>
-        <w:rPr>
-          <w:lang w:val="en-IN"/>
-        </w:rPr>
-        <w:t>id,amount</w:t>
-      </w:r>
-      <w:proofErr w:type="gramEnd"/>
-      <w:r>
-        <w:rPr>
-          <w:lang w:val="en-IN"/>
-        </w:rPr>
-        <w:t>,transaction_</w:t>
-      </w:r>
-      <w:proofErr w:type="gramStart"/>
-      <w:r>
-        <w:rPr>
-          <w:lang w:val="en-IN"/>
-        </w:rPr>
-        <w:t>type,transaction</w:t>
-      </w:r>
-      <w:proofErr w:type="gramEnd"/>
-      <w:r>
-        <w:rPr>
-          <w:lang w:val="en-IN"/>
-        </w:rPr>
-        <w:t>_date</w:t>
-      </w:r>
-      <w:r>
-        <w:rPr>
-          <w:lang w:val="en-IN"/>
-        </w:rPr>
-        <w:br/>
-        <w:t>1,1001,</w:t>
-      </w:r>
-      <w:proofErr w:type="gramStart"/>
-      <w:r>
-        <w:rPr>
-          <w:lang w:val="en-IN"/>
-        </w:rPr>
-        <w:t>500,credit</w:t>
-      </w:r>
-      <w:proofErr w:type="gramEnd"/>
-      <w:r>
-        <w:rPr>
-          <w:lang w:val="en-IN"/>
-        </w:rPr>
-        <w:t>,2024-01-01</w:t>
-      </w:r>
-      <w:r>
-        <w:rPr>
-          <w:lang w:val="en-IN"/>
-        </w:rPr>
-        <w:br/>
-        <w:t>2,1002,</w:t>
-      </w:r>
-      <w:proofErr w:type="gramStart"/>
-      <w:r>
-        <w:rPr>
-          <w:lang w:val="en-IN"/>
-        </w:rPr>
-        <w:t>200,debit</w:t>
-      </w:r>
-      <w:proofErr w:type="gramEnd"/>
-      <w:r>
-        <w:rPr>
-          <w:lang w:val="en-IN"/>
-        </w:rPr>
-        <w:t>,2024-01-01</w:t>
-      </w:r>
-      <w:r>
-        <w:rPr>
-          <w:lang w:val="en-IN"/>
-        </w:rPr>
-        <w:br/>
-      </w:r>
-      <w:proofErr w:type="gramStart"/>
-      <w:r>
-        <w:rPr>
-          <w:lang w:val="en-IN"/>
-        </w:rPr>
-        <w:t>3,1001,,</w:t>
-      </w:r>
-      <w:proofErr w:type="gramEnd"/>
-      <w:r>
-        <w:rPr>
-          <w:lang w:val="en-IN"/>
-        </w:rPr>
-        <w:t>credit,2024-01-02</w:t>
-      </w:r>
-      <w:r>
-        <w:rPr>
-          <w:lang w:val="en-IN"/>
-        </w:rPr>
-        <w:br/>
-        <w:t>4,1003,</w:t>
-      </w:r>
-      <w:proofErr w:type="gramStart"/>
-      <w:r>
-        <w:rPr>
-          <w:lang w:val="en-IN"/>
-        </w:rPr>
-        <w:t>1000,debit</w:t>
-      </w:r>
-      <w:proofErr w:type="gramEnd"/>
-      <w:r>
-        <w:rPr>
-          <w:lang w:val="en-IN"/>
-        </w:rPr>
-        <w:t>,2024-01-02</w:t>
-      </w:r>
-      <w:r>
-        <w:rPr>
-          <w:lang w:val="en-IN"/>
-        </w:rPr>
-        <w:br/>
-      </w:r>
-      <w:proofErr w:type="spellStart"/>
-      <w:r>
-        <w:rPr>
-          <w:lang w:val="en-IN"/>
-        </w:rPr>
-        <w:t>4,1003,</w:t>
-      </w:r>
-      <w:proofErr w:type="gramStart"/>
-      <w:r>
-        <w:rPr>
-          <w:lang w:val="en-IN"/>
-        </w:rPr>
-        <w:t>1000,debit</w:t>
-      </w:r>
-      <w:proofErr w:type="gramEnd"/>
-      <w:r>
-        <w:rPr>
-          <w:lang w:val="en-IN"/>
-        </w:rPr>
-        <w:t>,2024-01-02</w:t>
-      </w:r>
-      <w:proofErr w:type="spellEnd"/>
+        <w:t>transaction_id,account_id,amount,transaction_type,transaction_date</w:t>
+      </w:r>
+      <w:r>
+        <w:rPr>
+          <w:lang w:val="en-IN"/>
+        </w:rPr>
+        <w:br/>
+        <w:t>1,1001,500,credit,2024-01-01</w:t>
+      </w:r>
+      <w:r>
+        <w:rPr>
+          <w:lang w:val="en-IN"/>
+        </w:rPr>
+        <w:br/>
+        <w:t>2,1002,200,debit,2024-01-01</w:t>
+      </w:r>
+      <w:r>
+        <w:rPr>
+          <w:lang w:val="en-IN"/>
+        </w:rPr>
+        <w:br/>
+        <w:t>3,1001,,credit,2024-01-02</w:t>
+      </w:r>
+      <w:r>
+        <w:rPr>
+          <w:lang w:val="en-IN"/>
+        </w:rPr>
+        <w:br/>
+        <w:t>4,1003,1000,debit,2024-01-02</w:t>
+      </w:r>
+      <w:r>
+        <w:rPr>
+          <w:lang w:val="en-IN"/>
+        </w:rPr>
+        <w:br/>
+        <w:t>4,1003,1000,debit,2024-01-02</w:t>
+      </w:r>
     </w:p>
     <w:p>
       <w:pPr>
@@ -543,7 +411,7 @@
           <w:lang w:val="en-IN"/>
         </w:rPr>
         <w:pict w14:anchorId="024257DD">
-          <v:rect id="_x0000_i1220" style="width:0;height:1.5pt" o:hralign="center" o:hrstd="t" o:hr="t" fillcolor="#a0a0a0" stroked="f"/>
+          <v:rect id="_x0000_i1028" style="width:0;height:1.5pt" o:hralign="center" o:hrstd="t" o:hr="t" fillcolor="#a0a0a0" stroked="f"/>
         </w:pict>
       </w:r>
     </w:p>
@@ -575,16 +443,8 @@
         <w:rPr>
           <w:lang w:val="en-IN"/>
         </w:rPr>
-        <w:t xml:space="preserve">pip install pandas </w:t>
-      </w:r>
-      <w:proofErr w:type="spellStart"/>
-      <w:r>
-        <w:rPr>
-          <w:lang w:val="en-IN"/>
-        </w:rPr>
-        <w:t>pytest</w:t>
-      </w:r>
-      <w:proofErr w:type="spellEnd"/>
+        <w:t>pip install pandas pytest</w:t>
+      </w:r>
     </w:p>
     <w:p>
       <w:pPr>
@@ -644,7 +504,7 @@
           <w:lang w:val="en-IN"/>
         </w:rPr>
         <w:pict w14:anchorId="46316498">
-          <v:rect id="_x0000_i1221" style="width:0;height:1.5pt" o:hralign="center" o:hrstd="t" o:hr="t" fillcolor="#a0a0a0" stroked="f"/>
+          <v:rect id="_x0000_i1029" style="width:0;height:1.5pt" o:hralign="center" o:hrstd="t" o:hr="t" fillcolor="#a0a0a0" stroked="f"/>
         </w:pict>
       </w:r>
     </w:p>
@@ -748,7 +608,7 @@
           <w:lang w:val="en-IN"/>
         </w:rPr>
         <w:pict w14:anchorId="6FECF49C">
-          <v:rect id="_x0000_i1222" style="width:0;height:1.5pt" o:hralign="center" o:hrstd="t" o:hr="t" fillcolor="#a0a0a0" stroked="f"/>
+          <v:rect id="_x0000_i1030" style="width:0;height:1.5pt" o:hralign="center" o:hrstd="t" o:hr="t" fillcolor="#a0a0a0" stroked="f"/>
         </w:pict>
       </w:r>
     </w:p>
@@ -777,16 +637,9 @@
       </w:pPr>
       <w:r>
         <w:rPr>
-          <w:rFonts w:ascii="Segoe UI Emoji" w:hAnsi="Segoe UI Emoji" w:cs="Segoe UI Emoji"/>
-          <w:lang w:val="en-IN"/>
-        </w:rPr>
-        <w:t>👉</w:t>
-      </w:r>
-      <w:r>
-        <w:rPr>
-          <w:lang w:val="en-IN"/>
-        </w:rPr>
-        <w:t xml:space="preserve"> This replaces traditional design + coding phase</w:t>
+          <w:lang w:val="en-IN"/>
+        </w:rPr>
+        <w:t>This replaces traditional design + coding phase</w:t>
       </w:r>
     </w:p>
     <w:p>
@@ -800,7 +653,7 @@
           <w:lang w:val="en-IN"/>
         </w:rPr>
         <w:pict w14:anchorId="7070E9E6">
-          <v:rect id="_x0000_i1223" style="width:0;height:1.5pt" o:hralign="center" o:hrstd="t" o:hr="t" fillcolor="#a0a0a0" stroked="f"/>
+          <v:rect id="_x0000_i1031" style="width:0;height:1.5pt" o:hralign="center" o:hrstd="t" o:hr="t" fillcolor="#a0a0a0" stroked="f"/>
         </w:pict>
       </w:r>
     </w:p>
@@ -851,76 +704,36 @@
           <w:lang w:val="en-IN"/>
         </w:rPr>
         <w:br/>
-        <w:t xml:space="preserve">- </w:t>
-      </w:r>
-      <w:proofErr w:type="spellStart"/>
-      <w:r>
-        <w:rPr>
-          <w:lang w:val="en-IN"/>
-        </w:rPr>
-        <w:t>load_data</w:t>
-      </w:r>
-      <w:proofErr w:type="spellEnd"/>
-      <w:r>
-        <w:rPr>
-          <w:lang w:val="en-IN"/>
-        </w:rPr>
-        <w:br/>
-        <w:t xml:space="preserve">- </w:t>
-      </w:r>
-      <w:proofErr w:type="spellStart"/>
-      <w:r>
-        <w:rPr>
-          <w:lang w:val="en-IN"/>
-        </w:rPr>
-        <w:t>clean_data</w:t>
-      </w:r>
-      <w:proofErr w:type="spellEnd"/>
-      <w:r>
-        <w:rPr>
-          <w:lang w:val="en-IN"/>
-        </w:rPr>
-        <w:br/>
-        <w:t xml:space="preserve">- </w:t>
-      </w:r>
-      <w:proofErr w:type="spellStart"/>
-      <w:r>
-        <w:rPr>
-          <w:lang w:val="en-IN"/>
-        </w:rPr>
-        <w:t>transform_data</w:t>
-      </w:r>
-      <w:proofErr w:type="spellEnd"/>
-      <w:r>
-        <w:rPr>
-          <w:lang w:val="en-IN"/>
-        </w:rPr>
-        <w:br/>
-        <w:t xml:space="preserve">- </w:t>
-      </w:r>
-      <w:proofErr w:type="spellStart"/>
-      <w:r>
-        <w:rPr>
-          <w:lang w:val="en-IN"/>
-        </w:rPr>
-        <w:t>fraud_detection</w:t>
-      </w:r>
-      <w:proofErr w:type="spellEnd"/>
-      <w:r>
-        <w:rPr>
-          <w:lang w:val="en-IN"/>
-        </w:rPr>
-        <w:br/>
-        <w:t xml:space="preserve">- </w:t>
-      </w:r>
-      <w:proofErr w:type="spellStart"/>
-      <w:r>
-        <w:rPr>
-          <w:lang w:val="en-IN"/>
-        </w:rPr>
-        <w:t>save_data</w:t>
-      </w:r>
-      <w:proofErr w:type="spellEnd"/>
+        <w:t>- load_data</w:t>
+      </w:r>
+      <w:r>
+        <w:rPr>
+          <w:lang w:val="en-IN"/>
+        </w:rPr>
+        <w:br/>
+        <w:t>- clean_data</w:t>
+      </w:r>
+      <w:r>
+        <w:rPr>
+          <w:lang w:val="en-IN"/>
+        </w:rPr>
+        <w:br/>
+        <w:t>- transform_data</w:t>
+      </w:r>
+      <w:r>
+        <w:rPr>
+          <w:lang w:val="en-IN"/>
+        </w:rPr>
+        <w:br/>
+        <w:t>- fraud_detection</w:t>
+      </w:r>
+      <w:r>
+        <w:rPr>
+          <w:lang w:val="en-IN"/>
+        </w:rPr>
+        <w:br/>
+        <w:t>- save_data</w:t>
+      </w:r>
       <w:r>
         <w:rPr>
           <w:lang w:val="en-IN"/>
@@ -947,7 +760,7 @@
           <w:lang w:val="en-IN"/>
         </w:rPr>
         <w:pict w14:anchorId="36CA05AE">
-          <v:rect id="_x0000_i1224" style="width:0;height:1.5pt" o:hralign="center" o:hrstd="t" o:hr="t" fillcolor="#a0a0a0" stroked="f"/>
+          <v:rect id="_x0000_i1032" style="width:0;height:1.5pt" o:hralign="center" o:hrstd="t" o:hr="t" fillcolor="#a0a0a0" stroked="f"/>
         </w:pict>
       </w:r>
     </w:p>
@@ -974,19 +787,11 @@
           <w:lang w:val="en-IN"/>
         </w:rPr>
       </w:pPr>
-      <w:proofErr w:type="spellStart"/>
-      <w:r>
-        <w:rPr>
-          <w:lang w:val="en-IN"/>
-        </w:rPr>
-        <w:t>banking_pipeline</w:t>
-      </w:r>
-      <w:proofErr w:type="spellEnd"/>
-      <w:r>
-        <w:rPr>
-          <w:lang w:val="en-IN"/>
-        </w:rPr>
-        <w:t>/</w:t>
+      <w:r>
+        <w:rPr>
+          <w:lang w:val="en-IN"/>
+        </w:rPr>
+        <w:t>banking_pipeline/</w:t>
       </w:r>
       <w:r>
         <w:rPr>
@@ -1040,21 +845,47 @@
         <w:rPr>
           <w:lang w:val="en-IN"/>
         </w:rPr>
+        <w:t xml:space="preserve"> src/</w:t>
+      </w:r>
+      <w:r>
+        <w:rPr>
+          <w:lang w:val="en-IN"/>
+        </w:rPr>
+        <w:br/>
         <w:t xml:space="preserve"> </w:t>
       </w:r>
-      <w:proofErr w:type="spellStart"/>
-      <w:r>
-        <w:rPr>
-          <w:lang w:val="en-IN"/>
-        </w:rPr>
-        <w:t>src</w:t>
-      </w:r>
-      <w:proofErr w:type="spellEnd"/>
-      <w:r>
-        <w:rPr>
-          <w:lang w:val="en-IN"/>
-        </w:rPr>
-        <w:t>/</w:t>
+      <w:r>
+        <w:rPr>
+          <w:rFonts w:ascii="Calibri" w:hAnsi="Calibri" w:cs="Calibri"/>
+          <w:lang w:val="en-IN"/>
+        </w:rPr>
+        <w:t>│</w:t>
+      </w:r>
+      <w:r>
+        <w:rPr>
+          <w:lang w:val="en-IN"/>
+        </w:rPr>
+        <w:t xml:space="preserve">    </w:t>
+      </w:r>
+      <w:r>
+        <w:rPr>
+          <w:rFonts w:ascii="MS Gothic" w:eastAsia="MS Gothic" w:hAnsi="MS Gothic" w:cs="MS Gothic" w:hint="eastAsia"/>
+          <w:lang w:val="en-IN"/>
+        </w:rPr>
+        <w:t>├</w:t>
+      </w:r>
+      <w:r>
+        <w:rPr>
+          <w:rFonts w:ascii="Calibri" w:hAnsi="Calibri" w:cs="Calibri"/>
+          <w:lang w:val="en-IN"/>
+        </w:rPr>
+        <w:t>──</w:t>
+      </w:r>
+      <w:r>
+        <w:rPr>
+          <w:lang w:val="en-IN"/>
+        </w:rPr>
+        <w:t xml:space="preserve"> load.py</w:t>
       </w:r>
       <w:r>
         <w:rPr>
@@ -1094,7 +925,7 @@
         <w:rPr>
           <w:lang w:val="en-IN"/>
         </w:rPr>
-        <w:t xml:space="preserve"> load.py</w:t>
+        <w:t xml:space="preserve"> transform.py</w:t>
       </w:r>
       <w:r>
         <w:rPr>
@@ -1134,7 +965,7 @@
         <w:rPr>
           <w:lang w:val="en-IN"/>
         </w:rPr>
-        <w:t xml:space="preserve"> transform.py</w:t>
+        <w:t xml:space="preserve"> fraud.py</w:t>
       </w:r>
       <w:r>
         <w:rPr>
@@ -1174,7 +1005,7 @@
         <w:rPr>
           <w:lang w:val="en-IN"/>
         </w:rPr>
-        <w:t xml:space="preserve"> fraud.py</w:t>
+        <w:t xml:space="preserve"> save.py</w:t>
       </w:r>
       <w:r>
         <w:rPr>
@@ -1198,6 +1029,26 @@
       </w:r>
       <w:r>
         <w:rPr>
+          <w:rFonts w:ascii="Calibri" w:hAnsi="Calibri" w:cs="Calibri"/>
+          <w:lang w:val="en-IN"/>
+        </w:rPr>
+        <w:t>└──</w:t>
+      </w:r>
+      <w:r>
+        <w:rPr>
+          <w:lang w:val="en-IN"/>
+        </w:rPr>
+        <w:t xml:space="preserve"> main.py</w:t>
+      </w:r>
+      <w:r>
+        <w:rPr>
+          <w:lang w:val="en-IN"/>
+        </w:rPr>
+        <w:br/>
+        <w:t xml:space="preserve"> </w:t>
+      </w:r>
+      <w:r>
+        <w:rPr>
           <w:rFonts w:ascii="MS Gothic" w:eastAsia="MS Gothic" w:hAnsi="MS Gothic" w:cs="MS Gothic" w:hint="eastAsia"/>
           <w:lang w:val="en-IN"/>
         </w:rPr>
@@ -1214,7 +1065,7 @@
         <w:rPr>
           <w:lang w:val="en-IN"/>
         </w:rPr>
-        <w:t xml:space="preserve"> save.py</w:t>
+        <w:t xml:space="preserve"> tests/</w:t>
       </w:r>
       <w:r>
         <w:rPr>
@@ -1225,16 +1076,30 @@
       </w:r>
       <w:r>
         <w:rPr>
+          <w:rFonts w:ascii="MS Gothic" w:eastAsia="MS Gothic" w:hAnsi="MS Gothic" w:cs="MS Gothic" w:hint="eastAsia"/>
+          <w:lang w:val="en-IN"/>
+        </w:rPr>
+        <w:t>├</w:t>
+      </w:r>
+      <w:r>
+        <w:rPr>
           <w:rFonts w:ascii="Calibri" w:hAnsi="Calibri" w:cs="Calibri"/>
           <w:lang w:val="en-IN"/>
         </w:rPr>
-        <w:t>│</w:t>
-      </w:r>
-      <w:r>
-        <w:rPr>
-          <w:lang w:val="en-IN"/>
-        </w:rPr>
-        <w:t xml:space="preserve">    </w:t>
+        <w:t>──</w:t>
+      </w:r>
+      <w:r>
+        <w:rPr>
+          <w:lang w:val="en-IN"/>
+        </w:rPr>
+        <w:t xml:space="preserve"> README.md</w:t>
+      </w:r>
+      <w:r>
+        <w:rPr>
+          <w:lang w:val="en-IN"/>
+        </w:rPr>
+        <w:br/>
+        <w:t xml:space="preserve"> </w:t>
       </w:r>
       <w:r>
         <w:rPr>
@@ -1247,80 +1112,6 @@
         <w:rPr>
           <w:lang w:val="en-IN"/>
         </w:rPr>
-        <w:t xml:space="preserve"> main.py</w:t>
-      </w:r>
-      <w:r>
-        <w:rPr>
-          <w:lang w:val="en-IN"/>
-        </w:rPr>
-        <w:br/>
-        <w:t xml:space="preserve"> </w:t>
-      </w:r>
-      <w:r>
-        <w:rPr>
-          <w:rFonts w:ascii="MS Gothic" w:eastAsia="MS Gothic" w:hAnsi="MS Gothic" w:cs="MS Gothic" w:hint="eastAsia"/>
-          <w:lang w:val="en-IN"/>
-        </w:rPr>
-        <w:t>├</w:t>
-      </w:r>
-      <w:r>
-        <w:rPr>
-          <w:rFonts w:ascii="Calibri" w:hAnsi="Calibri" w:cs="Calibri"/>
-          <w:lang w:val="en-IN"/>
-        </w:rPr>
-        <w:t>──</w:t>
-      </w:r>
-      <w:r>
-        <w:rPr>
-          <w:lang w:val="en-IN"/>
-        </w:rPr>
-        <w:t xml:space="preserve"> tests/</w:t>
-      </w:r>
-      <w:r>
-        <w:rPr>
-          <w:lang w:val="en-IN"/>
-        </w:rPr>
-        <w:br/>
-        <w:t xml:space="preserve"> </w:t>
-      </w:r>
-      <w:r>
-        <w:rPr>
-          <w:rFonts w:ascii="MS Gothic" w:eastAsia="MS Gothic" w:hAnsi="MS Gothic" w:cs="MS Gothic" w:hint="eastAsia"/>
-          <w:lang w:val="en-IN"/>
-        </w:rPr>
-        <w:t>├</w:t>
-      </w:r>
-      <w:r>
-        <w:rPr>
-          <w:rFonts w:ascii="Calibri" w:hAnsi="Calibri" w:cs="Calibri"/>
-          <w:lang w:val="en-IN"/>
-        </w:rPr>
-        <w:t>──</w:t>
-      </w:r>
-      <w:r>
-        <w:rPr>
-          <w:lang w:val="en-IN"/>
-        </w:rPr>
-        <w:t xml:space="preserve"> README.md</w:t>
-      </w:r>
-      <w:r>
-        <w:rPr>
-          <w:lang w:val="en-IN"/>
-        </w:rPr>
-        <w:br/>
-        <w:t xml:space="preserve"> </w:t>
-      </w:r>
-      <w:r>
-        <w:rPr>
-          <w:rFonts w:ascii="Calibri" w:hAnsi="Calibri" w:cs="Calibri"/>
-          <w:lang w:val="en-IN"/>
-        </w:rPr>
-        <w:t>└──</w:t>
-      </w:r>
-      <w:r>
-        <w:rPr>
-          <w:lang w:val="en-IN"/>
-        </w:rPr>
         <w:t xml:space="preserve"> requirements.txt</w:t>
       </w:r>
     </w:p>
@@ -1335,7 +1126,7 @@
           <w:lang w:val="en-IN"/>
         </w:rPr>
         <w:pict w14:anchorId="7F48B80D">
-          <v:rect id="_x0000_i1225" style="width:0;height:1.5pt" o:hralign="center" o:hrstd="t" o:hr="t" fillcolor="#a0a0a0" stroked="f"/>
+          <v:rect id="_x0000_i1033" style="width:0;height:1.5pt" o:hralign="center" o:hrstd="t" o:hr="t" fillcolor="#a0a0a0" stroked="f"/>
         </w:pict>
       </w:r>
     </w:p>
@@ -1396,59 +1187,7 @@
           <w:lang w:val="en-IN"/>
         </w:rPr>
         <w:br/>
-        <w:t xml:space="preserve">def </w:t>
-      </w:r>
-      <w:proofErr w:type="spellStart"/>
-      <w:r>
-        <w:rPr>
-          <w:lang w:val="en-IN"/>
-        </w:rPr>
-        <w:t>load_</w:t>
-      </w:r>
-      <w:proofErr w:type="gramStart"/>
-      <w:r>
-        <w:rPr>
-          <w:lang w:val="en-IN"/>
-        </w:rPr>
-        <w:t>data</w:t>
-      </w:r>
-      <w:proofErr w:type="spellEnd"/>
-      <w:r>
-        <w:rPr>
-          <w:lang w:val="en-IN"/>
-        </w:rPr>
-        <w:t>(</w:t>
-      </w:r>
-      <w:proofErr w:type="spellStart"/>
-      <w:proofErr w:type="gramEnd"/>
-      <w:r>
-        <w:rPr>
-          <w:lang w:val="en-IN"/>
-        </w:rPr>
-        <w:t>file_path</w:t>
-      </w:r>
-      <w:proofErr w:type="spellEnd"/>
-      <w:r>
-        <w:rPr>
-          <w:lang w:val="en-IN"/>
-        </w:rPr>
-        <w:t xml:space="preserve">: str) -&gt; </w:t>
-      </w:r>
-      <w:proofErr w:type="spellStart"/>
-      <w:proofErr w:type="gramStart"/>
-      <w:r>
-        <w:rPr>
-          <w:lang w:val="en-IN"/>
-        </w:rPr>
-        <w:t>pd.DataFrame</w:t>
-      </w:r>
-      <w:proofErr w:type="spellEnd"/>
-      <w:proofErr w:type="gramEnd"/>
-      <w:r>
-        <w:rPr>
-          <w:lang w:val="en-IN"/>
-        </w:rPr>
-        <w:t>:</w:t>
+        <w:t>def load_data(file_path: str) -&gt; pd.DataFrame:</w:t>
       </w:r>
       <w:r>
         <w:rPr>
@@ -1462,43 +1201,7 @@
           <w:lang w:val="en-IN"/>
         </w:rPr>
         <w:br/>
-        <w:t xml:space="preserve">    return </w:t>
-      </w:r>
-      <w:proofErr w:type="spellStart"/>
-      <w:proofErr w:type="gramStart"/>
-      <w:r>
-        <w:rPr>
-          <w:lang w:val="en-IN"/>
-        </w:rPr>
-        <w:t>pd.read</w:t>
-      </w:r>
-      <w:proofErr w:type="gramEnd"/>
-      <w:r>
-        <w:rPr>
-          <w:lang w:val="en-IN"/>
-        </w:rPr>
-        <w:t>_csv</w:t>
-      </w:r>
-      <w:proofErr w:type="spellEnd"/>
-      <w:r>
-        <w:rPr>
-          <w:lang w:val="en-IN"/>
-        </w:rPr>
-        <w:t>(</w:t>
-      </w:r>
-      <w:proofErr w:type="spellStart"/>
-      <w:r>
-        <w:rPr>
-          <w:lang w:val="en-IN"/>
-        </w:rPr>
-        <w:t>file_path</w:t>
-      </w:r>
-      <w:proofErr w:type="spellEnd"/>
-      <w:r>
-        <w:rPr>
-          <w:lang w:val="en-IN"/>
-        </w:rPr>
-        <w:t>)</w:t>
+        <w:t xml:space="preserve">    return pd.read_csv(file_path)</w:t>
       </w:r>
     </w:p>
     <w:p>
@@ -1512,7 +1215,7 @@
           <w:lang w:val="en-IN"/>
         </w:rPr>
         <w:pict w14:anchorId="23C9D4BE">
-          <v:rect id="_x0000_i1226" style="width:0;height:1.5pt" o:hralign="center" o:hrstd="t" o:hr="t" fillcolor="#a0a0a0" stroked="f"/>
+          <v:rect id="_x0000_i1034" style="width:0;height:1.5pt" o:hralign="center" o:hrstd="t" o:hr="t" fillcolor="#a0a0a0" stroked="f"/>
         </w:pict>
       </w:r>
     </w:p>
@@ -1543,35 +1246,7 @@
         <w:rPr>
           <w:lang w:val="en-IN"/>
         </w:rPr>
-        <w:t xml:space="preserve">def </w:t>
-      </w:r>
-      <w:proofErr w:type="spellStart"/>
-      <w:r>
-        <w:rPr>
-          <w:lang w:val="en-IN"/>
-        </w:rPr>
-        <w:t>clean_data</w:t>
-      </w:r>
-      <w:proofErr w:type="spellEnd"/>
-      <w:r>
-        <w:rPr>
-          <w:lang w:val="en-IN"/>
-        </w:rPr>
-        <w:t>(</w:t>
-      </w:r>
-      <w:proofErr w:type="spellStart"/>
-      <w:r>
-        <w:rPr>
-          <w:lang w:val="en-IN"/>
-        </w:rPr>
-        <w:t>df</w:t>
-      </w:r>
-      <w:proofErr w:type="spellEnd"/>
-      <w:r>
-        <w:rPr>
-          <w:lang w:val="en-IN"/>
-        </w:rPr>
-        <w:t>):</w:t>
+        <w:t>def clean_data(df):</w:t>
       </w:r>
       <w:r>
         <w:rPr>
@@ -1585,130 +1260,22 @@
           <w:lang w:val="en-IN"/>
         </w:rPr>
         <w:br/>
-        <w:t xml:space="preserve">    </w:t>
-      </w:r>
-      <w:proofErr w:type="spellStart"/>
-      <w:r>
-        <w:rPr>
-          <w:lang w:val="en-IN"/>
-        </w:rPr>
-        <w:t>df</w:t>
-      </w:r>
-      <w:proofErr w:type="spellEnd"/>
-      <w:r>
-        <w:rPr>
-          <w:lang w:val="en-IN"/>
-        </w:rPr>
-        <w:t xml:space="preserve"> = </w:t>
-      </w:r>
-      <w:proofErr w:type="spellStart"/>
-      <w:proofErr w:type="gramStart"/>
-      <w:r>
-        <w:rPr>
-          <w:lang w:val="en-IN"/>
-        </w:rPr>
-        <w:t>df.drop</w:t>
-      </w:r>
-      <w:proofErr w:type="gramEnd"/>
-      <w:r>
-        <w:rPr>
-          <w:lang w:val="en-IN"/>
-        </w:rPr>
-        <w:t>_</w:t>
-      </w:r>
-      <w:proofErr w:type="gramStart"/>
-      <w:r>
-        <w:rPr>
-          <w:lang w:val="en-IN"/>
-        </w:rPr>
-        <w:t>duplicates</w:t>
-      </w:r>
-      <w:proofErr w:type="spellEnd"/>
-      <w:r>
-        <w:rPr>
-          <w:lang w:val="en-IN"/>
-        </w:rPr>
-        <w:t>(</w:t>
-      </w:r>
-      <w:proofErr w:type="gramEnd"/>
-      <w:r>
-        <w:rPr>
-          <w:lang w:val="en-IN"/>
-        </w:rPr>
-        <w:t>)</w:t>
-      </w:r>
-      <w:r>
-        <w:rPr>
-          <w:lang w:val="en-IN"/>
-        </w:rPr>
-        <w:br/>
-        <w:t xml:space="preserve">    </w:t>
-      </w:r>
-      <w:proofErr w:type="spellStart"/>
-      <w:r>
-        <w:rPr>
-          <w:lang w:val="en-IN"/>
-        </w:rPr>
-        <w:t>df</w:t>
-      </w:r>
-      <w:proofErr w:type="spellEnd"/>
-      <w:r>
-        <w:rPr>
-          <w:lang w:val="en-IN"/>
-        </w:rPr>
-        <w:t xml:space="preserve">["amount"] = </w:t>
-      </w:r>
-      <w:proofErr w:type="spellStart"/>
-      <w:r>
-        <w:rPr>
-          <w:lang w:val="en-IN"/>
-        </w:rPr>
-        <w:t>df</w:t>
-      </w:r>
-      <w:proofErr w:type="spellEnd"/>
-      <w:r>
-        <w:rPr>
-          <w:lang w:val="en-IN"/>
-        </w:rPr>
-        <w:t>["amount"</w:t>
-      </w:r>
-      <w:proofErr w:type="gramStart"/>
-      <w:r>
-        <w:rPr>
-          <w:lang w:val="en-IN"/>
-        </w:rPr>
-        <w:t>].</w:t>
-      </w:r>
-      <w:proofErr w:type="spellStart"/>
-      <w:r>
-        <w:rPr>
-          <w:lang w:val="en-IN"/>
-        </w:rPr>
-        <w:t>fillna</w:t>
-      </w:r>
-      <w:proofErr w:type="spellEnd"/>
-      <w:proofErr w:type="gramEnd"/>
-      <w:r>
-        <w:rPr>
-          <w:lang w:val="en-IN"/>
-        </w:rPr>
-        <w:t>(0)</w:t>
-      </w:r>
-      <w:r>
-        <w:rPr>
-          <w:lang w:val="en-IN"/>
-        </w:rPr>
-        <w:br/>
-        <w:t xml:space="preserve">    return </w:t>
-      </w:r>
-      <w:proofErr w:type="spellStart"/>
-      <w:r>
-        <w:rPr>
-          <w:lang w:val="en-IN"/>
-        </w:rPr>
-        <w:t>df</w:t>
-      </w:r>
-      <w:proofErr w:type="spellEnd"/>
+        <w:t xml:space="preserve">    df = df.drop_duplicates()</w:t>
+      </w:r>
+      <w:r>
+        <w:rPr>
+          <w:lang w:val="en-IN"/>
+        </w:rPr>
+        <w:br/>
+        <w:t xml:space="preserve">    df["amount"] = df["amount"].fillna(0)</w:t>
+      </w:r>
+      <w:r>
+        <w:rPr>
+          <w:lang w:val="en-IN"/>
+        </w:rPr>
+        <w:br/>
+        <w:t xml:space="preserve">    return df</w:t>
+      </w:r>
     </w:p>
     <w:p>
       <w:pPr>
@@ -1721,7 +1288,7 @@
           <w:lang w:val="en-IN"/>
         </w:rPr>
         <w:pict w14:anchorId="10F346FB">
-          <v:rect id="_x0000_i1227" style="width:0;height:1.5pt" o:hralign="center" o:hrstd="t" o:hr="t" fillcolor="#a0a0a0" stroked="f"/>
+          <v:rect id="_x0000_i1035" style="width:0;height:1.5pt" o:hralign="center" o:hrstd="t" o:hr="t" fillcolor="#a0a0a0" stroked="f"/>
         </w:pict>
       </w:r>
     </w:p>
@@ -1752,35 +1319,7 @@
         <w:rPr>
           <w:lang w:val="en-IN"/>
         </w:rPr>
-        <w:t xml:space="preserve">def </w:t>
-      </w:r>
-      <w:proofErr w:type="spellStart"/>
-      <w:r>
-        <w:rPr>
-          <w:lang w:val="en-IN"/>
-        </w:rPr>
-        <w:t>detect_fraud</w:t>
-      </w:r>
-      <w:proofErr w:type="spellEnd"/>
-      <w:r>
-        <w:rPr>
-          <w:lang w:val="en-IN"/>
-        </w:rPr>
-        <w:t>(</w:t>
-      </w:r>
-      <w:proofErr w:type="spellStart"/>
-      <w:r>
-        <w:rPr>
-          <w:lang w:val="en-IN"/>
-        </w:rPr>
-        <w:t>df</w:t>
-      </w:r>
-      <w:proofErr w:type="spellEnd"/>
-      <w:r>
-        <w:rPr>
-          <w:lang w:val="en-IN"/>
-        </w:rPr>
-        <w:t>):</w:t>
+        <w:t>def detect_fraud(df):</w:t>
       </w:r>
       <w:r>
         <w:rPr>
@@ -1794,65 +1333,15 @@
           <w:lang w:val="en-IN"/>
         </w:rPr>
         <w:br/>
-        <w:t xml:space="preserve">    </w:t>
-      </w:r>
-      <w:proofErr w:type="spellStart"/>
-      <w:r>
-        <w:rPr>
-          <w:lang w:val="en-IN"/>
-        </w:rPr>
-        <w:t>df</w:t>
-      </w:r>
-      <w:proofErr w:type="spellEnd"/>
-      <w:r>
-        <w:rPr>
-          <w:lang w:val="en-IN"/>
-        </w:rPr>
-        <w:t>["</w:t>
-      </w:r>
-      <w:proofErr w:type="spellStart"/>
-      <w:r>
-        <w:rPr>
-          <w:lang w:val="en-IN"/>
-        </w:rPr>
-        <w:t>is_fraud</w:t>
-      </w:r>
-      <w:proofErr w:type="spellEnd"/>
-      <w:r>
-        <w:rPr>
-          <w:lang w:val="en-IN"/>
-        </w:rPr>
-        <w:t xml:space="preserve">"] = </w:t>
-      </w:r>
-      <w:proofErr w:type="spellStart"/>
-      <w:r>
-        <w:rPr>
-          <w:lang w:val="en-IN"/>
-        </w:rPr>
-        <w:t>df</w:t>
-      </w:r>
-      <w:proofErr w:type="spellEnd"/>
-      <w:r>
-        <w:rPr>
-          <w:lang w:val="en-IN"/>
-        </w:rPr>
-        <w:t>["amount"] &gt; 800</w:t>
-      </w:r>
-      <w:r>
-        <w:rPr>
-          <w:lang w:val="en-IN"/>
-        </w:rPr>
-        <w:br/>
-        <w:t xml:space="preserve">    return </w:t>
-      </w:r>
-      <w:proofErr w:type="spellStart"/>
-      <w:r>
-        <w:rPr>
-          <w:lang w:val="en-IN"/>
-        </w:rPr>
-        <w:t>df</w:t>
-      </w:r>
-      <w:proofErr w:type="spellEnd"/>
+        <w:t xml:space="preserve">    df["is_fraud"] = df["amount"] &gt; 800</w:t>
+      </w:r>
+      <w:r>
+        <w:rPr>
+          <w:lang w:val="en-IN"/>
+        </w:rPr>
+        <w:br/>
+        <w:t xml:space="preserve">    return df</w:t>
+      </w:r>
     </w:p>
     <w:p>
       <w:pPr>
@@ -1865,7 +1354,7 @@
           <w:lang w:val="en-IN"/>
         </w:rPr>
         <w:pict w14:anchorId="5FF6C95F">
-          <v:rect id="_x0000_i1228" style="width:0;height:1.5pt" o:hralign="center" o:hrstd="t" o:hr="t" fillcolor="#a0a0a0" stroked="f"/>
+          <v:rect id="_x0000_i1036" style="width:0;height:1.5pt" o:hralign="center" o:hrstd="t" o:hr="t" fillcolor="#a0a0a0" stroked="f"/>
         </w:pict>
       </w:r>
     </w:p>
@@ -1896,21 +1385,7 @@
         <w:rPr>
           <w:lang w:val="en-IN"/>
         </w:rPr>
-        <w:t>def aggregate(</w:t>
-      </w:r>
-      <w:proofErr w:type="spellStart"/>
-      <w:r>
-        <w:rPr>
-          <w:lang w:val="en-IN"/>
-        </w:rPr>
-        <w:t>df</w:t>
-      </w:r>
-      <w:proofErr w:type="spellEnd"/>
-      <w:r>
-        <w:rPr>
-          <w:lang w:val="en-IN"/>
-        </w:rPr>
-        <w:t>):</w:t>
+        <w:t>def aggregate(df):</w:t>
       </w:r>
       <w:r>
         <w:rPr>
@@ -1924,101 +1399,7 @@
           <w:lang w:val="en-IN"/>
         </w:rPr>
         <w:br/>
-        <w:t xml:space="preserve">    return </w:t>
-      </w:r>
-      <w:proofErr w:type="spellStart"/>
-      <w:proofErr w:type="gramStart"/>
-      <w:r>
-        <w:rPr>
-          <w:lang w:val="en-IN"/>
-        </w:rPr>
-        <w:t>df.groupby</w:t>
-      </w:r>
-      <w:proofErr w:type="spellEnd"/>
-      <w:proofErr w:type="gramEnd"/>
-      <w:r>
-        <w:rPr>
-          <w:lang w:val="en-IN"/>
-        </w:rPr>
-        <w:t>("</w:t>
-      </w:r>
-      <w:proofErr w:type="spellStart"/>
-      <w:r>
-        <w:rPr>
-          <w:lang w:val="en-IN"/>
-        </w:rPr>
-        <w:t>account_id</w:t>
-      </w:r>
-      <w:proofErr w:type="spellEnd"/>
-      <w:proofErr w:type="gramStart"/>
-      <w:r>
-        <w:rPr>
-          <w:lang w:val="en-IN"/>
-        </w:rPr>
-        <w:t>")[</w:t>
-      </w:r>
-      <w:proofErr w:type="gramEnd"/>
-      <w:r>
-        <w:rPr>
-          <w:lang w:val="en-IN"/>
-        </w:rPr>
-        <w:t>"amount"</w:t>
-      </w:r>
-      <w:proofErr w:type="gramStart"/>
-      <w:r>
-        <w:rPr>
-          <w:lang w:val="en-IN"/>
-        </w:rPr>
-        <w:t>].sum</w:t>
-      </w:r>
-      <w:proofErr w:type="gramEnd"/>
-      <w:r>
-        <w:rPr>
-          <w:lang w:val="en-IN"/>
-        </w:rPr>
-        <w:t>(</w:t>
-      </w:r>
-      <w:proofErr w:type="gramStart"/>
-      <w:r>
-        <w:rPr>
-          <w:lang w:val="en-IN"/>
-        </w:rPr>
-        <w:t>).</w:t>
-      </w:r>
-      <w:proofErr w:type="spellStart"/>
-      <w:r>
-        <w:rPr>
-          <w:lang w:val="en-IN"/>
-        </w:rPr>
-        <w:t>reset</w:t>
-      </w:r>
-      <w:proofErr w:type="gramEnd"/>
-      <w:r>
-        <w:rPr>
-          <w:lang w:val="en-IN"/>
-        </w:rPr>
-        <w:t>_</w:t>
-      </w:r>
-      <w:proofErr w:type="gramStart"/>
-      <w:r>
-        <w:rPr>
-          <w:lang w:val="en-IN"/>
-        </w:rPr>
-        <w:t>index</w:t>
-      </w:r>
-      <w:proofErr w:type="spellEnd"/>
-      <w:r>
-        <w:rPr>
-          <w:lang w:val="en-IN"/>
-        </w:rPr>
-        <w:t>(</w:t>
-      </w:r>
-      <w:proofErr w:type="gramEnd"/>
-      <w:r>
-        <w:rPr>
-          <w:lang w:val="en-IN"/>
-        </w:rPr>
-        <w:t>)</w:t>
+        <w:t xml:space="preserve">    return df.groupby("account_id")["amount"].sum().reset_index()</w:t>
       </w:r>
     </w:p>
     <w:p>
@@ -2032,7 +1413,7 @@
           <w:lang w:val="en-IN"/>
         </w:rPr>
         <w:pict w14:anchorId="19983893">
-          <v:rect id="_x0000_i1229" style="width:0;height:1.5pt" o:hralign="center" o:hrstd="t" o:hr="t" fillcolor="#a0a0a0" stroked="f"/>
+          <v:rect id="_x0000_i1037" style="width:0;height:1.5pt" o:hralign="center" o:hrstd="t" o:hr="t" fillcolor="#a0a0a0" stroked="f"/>
         </w:pict>
       </w:r>
     </w:p>
@@ -2063,348 +1444,101 @@
         <w:rPr>
           <w:lang w:val="en-IN"/>
         </w:rPr>
-        <w:t xml:space="preserve">from load import </w:t>
-      </w:r>
-      <w:proofErr w:type="spellStart"/>
-      <w:r>
-        <w:rPr>
-          <w:lang w:val="en-IN"/>
-        </w:rPr>
-        <w:t>load_data</w:t>
-      </w:r>
-      <w:proofErr w:type="spellEnd"/>
-      <w:r>
-        <w:rPr>
-          <w:lang w:val="en-IN"/>
-        </w:rPr>
-        <w:br/>
-        <w:t xml:space="preserve">from transform import </w:t>
-      </w:r>
-      <w:proofErr w:type="spellStart"/>
-      <w:r>
-        <w:rPr>
-          <w:lang w:val="en-IN"/>
-        </w:rPr>
-        <w:t>clean_data</w:t>
-      </w:r>
-      <w:proofErr w:type="spellEnd"/>
-      <w:r>
-        <w:rPr>
-          <w:lang w:val="en-IN"/>
-        </w:rPr>
-        <w:br/>
-        <w:t xml:space="preserve">from fraud import </w:t>
-      </w:r>
-      <w:proofErr w:type="spellStart"/>
-      <w:r>
-        <w:rPr>
-          <w:lang w:val="en-IN"/>
-        </w:rPr>
-        <w:t>detect_fraud</w:t>
-      </w:r>
-      <w:proofErr w:type="spellEnd"/>
-      <w:r>
-        <w:rPr>
-          <w:lang w:val="en-IN"/>
-        </w:rPr>
-        <w:br/>
-      </w:r>
-      <w:r>
-        <w:rPr>
-          <w:lang w:val="en-IN"/>
-        </w:rPr>
-        <w:br/>
-        <w:t xml:space="preserve">def </w:t>
-      </w:r>
-      <w:proofErr w:type="spellStart"/>
-      <w:r>
-        <w:rPr>
-          <w:lang w:val="en-IN"/>
-        </w:rPr>
-        <w:t>run_pipeline</w:t>
-      </w:r>
-      <w:proofErr w:type="spellEnd"/>
-      <w:r>
-        <w:rPr>
-          <w:lang w:val="en-IN"/>
-        </w:rPr>
-        <w:t>():</w:t>
-      </w:r>
-      <w:r>
-        <w:rPr>
-          <w:lang w:val="en-IN"/>
-        </w:rPr>
-        <w:br/>
-        <w:t xml:space="preserve">    </w:t>
-      </w:r>
-      <w:proofErr w:type="spellStart"/>
-      <w:r>
-        <w:rPr>
-          <w:lang w:val="en-IN"/>
-        </w:rPr>
-        <w:t>df</w:t>
-      </w:r>
-      <w:proofErr w:type="spellEnd"/>
-      <w:r>
-        <w:rPr>
-          <w:lang w:val="en-IN"/>
-        </w:rPr>
-        <w:t xml:space="preserve"> = </w:t>
-      </w:r>
-      <w:proofErr w:type="spellStart"/>
-      <w:r>
-        <w:rPr>
-          <w:lang w:val="en-IN"/>
-        </w:rPr>
-        <w:t>load_data</w:t>
-      </w:r>
-      <w:proofErr w:type="spellEnd"/>
-      <w:r>
-        <w:rPr>
-          <w:lang w:val="en-IN"/>
-        </w:rPr>
-        <w:t>("data/transactions.csv")</w:t>
-      </w:r>
-      <w:r>
-        <w:rPr>
-          <w:lang w:val="en-IN"/>
-        </w:rPr>
-        <w:br/>
-        <w:t xml:space="preserve">    </w:t>
-      </w:r>
-      <w:proofErr w:type="spellStart"/>
-      <w:r>
-        <w:rPr>
-          <w:lang w:val="en-IN"/>
-        </w:rPr>
-        <w:t>df</w:t>
-      </w:r>
-      <w:proofErr w:type="spellEnd"/>
-      <w:r>
-        <w:rPr>
-          <w:lang w:val="en-IN"/>
-        </w:rPr>
-        <w:t xml:space="preserve"> = </w:t>
-      </w:r>
-      <w:proofErr w:type="spellStart"/>
-      <w:r>
-        <w:rPr>
-          <w:lang w:val="en-IN"/>
-        </w:rPr>
-        <w:t>clean_data</w:t>
-      </w:r>
-      <w:proofErr w:type="spellEnd"/>
-      <w:r>
-        <w:rPr>
-          <w:lang w:val="en-IN"/>
-        </w:rPr>
-        <w:t>(</w:t>
-      </w:r>
-      <w:proofErr w:type="spellStart"/>
-      <w:r>
-        <w:rPr>
-          <w:lang w:val="en-IN"/>
-        </w:rPr>
-        <w:t>df</w:t>
-      </w:r>
-      <w:proofErr w:type="spellEnd"/>
-      <w:r>
-        <w:rPr>
-          <w:lang w:val="en-IN"/>
-        </w:rPr>
-        <w:t>)</w:t>
-      </w:r>
-      <w:r>
-        <w:rPr>
-          <w:lang w:val="en-IN"/>
-        </w:rPr>
-        <w:br/>
-        <w:t xml:space="preserve">    </w:t>
-      </w:r>
-      <w:proofErr w:type="spellStart"/>
-      <w:r>
-        <w:rPr>
-          <w:lang w:val="en-IN"/>
-        </w:rPr>
-        <w:t>df</w:t>
-      </w:r>
-      <w:proofErr w:type="spellEnd"/>
-      <w:r>
-        <w:rPr>
-          <w:lang w:val="en-IN"/>
-        </w:rPr>
-        <w:t xml:space="preserve"> = </w:t>
-      </w:r>
-      <w:proofErr w:type="spellStart"/>
-      <w:r>
-        <w:rPr>
-          <w:lang w:val="en-IN"/>
-        </w:rPr>
-        <w:t>detect_fraud</w:t>
-      </w:r>
-      <w:proofErr w:type="spellEnd"/>
-      <w:r>
-        <w:rPr>
-          <w:lang w:val="en-IN"/>
-        </w:rPr>
-        <w:t>(</w:t>
-      </w:r>
-      <w:proofErr w:type="spellStart"/>
-      <w:r>
-        <w:rPr>
-          <w:lang w:val="en-IN"/>
-        </w:rPr>
-        <w:t>df</w:t>
-      </w:r>
-      <w:proofErr w:type="spellEnd"/>
-      <w:r>
-        <w:rPr>
-          <w:lang w:val="en-IN"/>
-        </w:rPr>
-        <w:t>)</w:t>
-      </w:r>
-      <w:r>
-        <w:rPr>
-          <w:lang w:val="en-IN"/>
-        </w:rPr>
-        <w:br/>
-      </w:r>
-      <w:r>
-        <w:rPr>
-          <w:lang w:val="en-IN"/>
-        </w:rPr>
-        <w:br/>
-        <w:t xml:space="preserve">    </w:t>
-      </w:r>
-      <w:proofErr w:type="spellStart"/>
-      <w:r>
-        <w:rPr>
-          <w:lang w:val="en-IN"/>
-        </w:rPr>
-        <w:t>agg</w:t>
-      </w:r>
-      <w:proofErr w:type="spellEnd"/>
-      <w:r>
-        <w:rPr>
-          <w:lang w:val="en-IN"/>
-        </w:rPr>
-        <w:t xml:space="preserve"> = </w:t>
-      </w:r>
-      <w:proofErr w:type="spellStart"/>
-      <w:r>
-        <w:rPr>
-          <w:lang w:val="en-IN"/>
-        </w:rPr>
-        <w:t>df.groupby</w:t>
-      </w:r>
-      <w:proofErr w:type="spellEnd"/>
-      <w:r>
-        <w:rPr>
-          <w:lang w:val="en-IN"/>
-        </w:rPr>
-        <w:t>("</w:t>
-      </w:r>
-      <w:proofErr w:type="spellStart"/>
-      <w:r>
-        <w:rPr>
-          <w:lang w:val="en-IN"/>
-        </w:rPr>
-        <w:t>account_id</w:t>
-      </w:r>
-      <w:proofErr w:type="spellEnd"/>
-      <w:r>
-        <w:rPr>
-          <w:lang w:val="en-IN"/>
-        </w:rPr>
-        <w:t>")["amount"].sum().</w:t>
-      </w:r>
-      <w:proofErr w:type="spellStart"/>
-      <w:r>
-        <w:rPr>
-          <w:lang w:val="en-IN"/>
-        </w:rPr>
-        <w:t>reset_index</w:t>
-      </w:r>
-      <w:proofErr w:type="spellEnd"/>
-      <w:r>
-        <w:rPr>
-          <w:lang w:val="en-IN"/>
-        </w:rPr>
-        <w:t>()</w:t>
-      </w:r>
-      <w:r>
-        <w:rPr>
-          <w:lang w:val="en-IN"/>
-        </w:rPr>
-        <w:br/>
-      </w:r>
-      <w:r>
-        <w:rPr>
-          <w:lang w:val="en-IN"/>
-        </w:rPr>
-        <w:br/>
-        <w:t xml:space="preserve">    </w:t>
-      </w:r>
-      <w:proofErr w:type="spellStart"/>
-      <w:r>
-        <w:rPr>
-          <w:lang w:val="en-IN"/>
-        </w:rPr>
-        <w:t>df.to_csv</w:t>
-      </w:r>
-      <w:proofErr w:type="spellEnd"/>
-      <w:r>
-        <w:rPr>
-          <w:lang w:val="en-IN"/>
-        </w:rPr>
-        <w:t>("output/clean.csv", index=False)</w:t>
-      </w:r>
-      <w:r>
-        <w:rPr>
-          <w:lang w:val="en-IN"/>
-        </w:rPr>
-        <w:br/>
-        <w:t xml:space="preserve">    </w:t>
-      </w:r>
-      <w:proofErr w:type="spellStart"/>
-      <w:r>
-        <w:rPr>
-          <w:lang w:val="en-IN"/>
-        </w:rPr>
-        <w:t>agg.to_csv</w:t>
-      </w:r>
-      <w:proofErr w:type="spellEnd"/>
-      <w:r>
-        <w:rPr>
-          <w:lang w:val="en-IN"/>
-        </w:rPr>
-        <w:t>("output/agg.csv", index=False)</w:t>
-      </w:r>
-      <w:r>
-        <w:rPr>
-          <w:lang w:val="en-IN"/>
-        </w:rPr>
-        <w:br/>
-      </w:r>
-      <w:r>
-        <w:rPr>
-          <w:lang w:val="en-IN"/>
-        </w:rPr>
-        <w:br/>
-      </w:r>
-      <w:proofErr w:type="spellStart"/>
-      <w:r>
-        <w:rPr>
-          <w:lang w:val="en-IN"/>
-        </w:rPr>
-        <w:t>run_pipeline</w:t>
-      </w:r>
-      <w:proofErr w:type="spellEnd"/>
-      <w:r>
-        <w:rPr>
-          <w:lang w:val="en-IN"/>
-        </w:rPr>
-        <w:t>()</w:t>
+        <w:t>from load import load_data</w:t>
+      </w:r>
+      <w:r>
+        <w:rPr>
+          <w:lang w:val="en-IN"/>
+        </w:rPr>
+        <w:br/>
+        <w:t>from transform import clean_data</w:t>
+      </w:r>
+      <w:r>
+        <w:rPr>
+          <w:lang w:val="en-IN"/>
+        </w:rPr>
+        <w:br/>
+        <w:t>from fraud import detect_fraud</w:t>
+      </w:r>
+      <w:r>
+        <w:rPr>
+          <w:lang w:val="en-IN"/>
+        </w:rPr>
+        <w:br/>
+      </w:r>
+      <w:r>
+        <w:rPr>
+          <w:lang w:val="en-IN"/>
+        </w:rPr>
+        <w:br/>
+        <w:t>def run_pipeline():</w:t>
+      </w:r>
+      <w:r>
+        <w:rPr>
+          <w:lang w:val="en-IN"/>
+        </w:rPr>
+        <w:br/>
+        <w:t xml:space="preserve">    df = load_data("data/transactions.csv")</w:t>
+      </w:r>
+      <w:r>
+        <w:rPr>
+          <w:lang w:val="en-IN"/>
+        </w:rPr>
+        <w:br/>
+        <w:t xml:space="preserve">    df = clean_data(df)</w:t>
+      </w:r>
+      <w:r>
+        <w:rPr>
+          <w:lang w:val="en-IN"/>
+        </w:rPr>
+        <w:br/>
+        <w:t xml:space="preserve">    df = detect_fraud(df)</w:t>
+      </w:r>
+      <w:r>
+        <w:rPr>
+          <w:lang w:val="en-IN"/>
+        </w:rPr>
+        <w:br/>
+      </w:r>
+      <w:r>
+        <w:rPr>
+          <w:lang w:val="en-IN"/>
+        </w:rPr>
+        <w:br/>
+        <w:t xml:space="preserve">    agg = df.groupby("account_id")["amount"].sum().reset_index()</w:t>
+      </w:r>
+      <w:r>
+        <w:rPr>
+          <w:lang w:val="en-IN"/>
+        </w:rPr>
+        <w:br/>
+      </w:r>
+      <w:r>
+        <w:rPr>
+          <w:lang w:val="en-IN"/>
+        </w:rPr>
+        <w:br/>
+        <w:t xml:space="preserve">    df.to_csv("output/clean.csv", index=False)</w:t>
+      </w:r>
+      <w:r>
+        <w:rPr>
+          <w:lang w:val="en-IN"/>
+        </w:rPr>
+        <w:br/>
+        <w:t xml:space="preserve">    agg.to_csv("output/agg.csv", index=False)</w:t>
+      </w:r>
+      <w:r>
+        <w:rPr>
+          <w:lang w:val="en-IN"/>
+        </w:rPr>
+        <w:br/>
+      </w:r>
+      <w:r>
+        <w:rPr>
+          <w:lang w:val="en-IN"/>
+        </w:rPr>
+        <w:br/>
+        <w:t>run_pipeline()</w:t>
       </w:r>
     </w:p>
     <w:p>
@@ -2418,7 +1552,7 @@
           <w:lang w:val="en-IN"/>
         </w:rPr>
         <w:pict w14:anchorId="7FBF2AED">
-          <v:rect id="_x0000_i1230" style="width:0;height:1.5pt" o:hralign="center" o:hrstd="t" o:hr="t" fillcolor="#a0a0a0" stroked="f"/>
+          <v:rect id="_x0000_i1038" style="width:0;height:1.5pt" o:hralign="center" o:hrstd="t" o:hr="t" fillcolor="#a0a0a0" stroked="f"/>
         </w:pict>
       </w:r>
     </w:p>
@@ -2515,16 +1649,9 @@
       </w:pPr>
       <w:r>
         <w:rPr>
-          <w:rFonts w:ascii="Segoe UI Emoji" w:hAnsi="Segoe UI Emoji" w:cs="Segoe UI Emoji"/>
-          <w:lang w:val="en-IN"/>
-        </w:rPr>
-        <w:t>👉</w:t>
-      </w:r>
-      <w:r>
-        <w:rPr>
-          <w:lang w:val="en-IN"/>
-        </w:rPr>
-        <w:t xml:space="preserve"> Important: </w:t>
+          <w:lang w:val="en-IN"/>
+        </w:rPr>
+        <w:t xml:space="preserve">Important: </w:t>
       </w:r>
       <w:r>
         <w:rPr>
@@ -2546,7 +1673,7 @@
           <w:lang w:val="en-IN"/>
         </w:rPr>
         <w:pict w14:anchorId="63DEC9E5">
-          <v:rect id="_x0000_i1231" style="width:0;height:1.5pt" o:hralign="center" o:hrstd="t" o:hr="t" fillcolor="#a0a0a0" stroked="f"/>
+          <v:rect id="_x0000_i1039" style="width:0;height:1.5pt" o:hralign="center" o:hrstd="t" o:hr="t" fillcolor="#a0a0a0" stroked="f"/>
         </w:pict>
       </w:r>
     </w:p>
@@ -2578,7 +1705,7 @@
           <w:lang w:val="en-IN"/>
         </w:rPr>
         <w:pict w14:anchorId="74F44382">
-          <v:rect id="_x0000_i1232" style="width:0;height:1.5pt" o:hralign="center" o:hrstd="t" o:hr="t" fillcolor="#a0a0a0" stroked="f"/>
+          <v:rect id="_x0000_i1040" style="width:0;height:1.5pt" o:hralign="center" o:hrstd="t" o:hr="t" fillcolor="#a0a0a0" stroked="f"/>
         </w:pict>
       </w:r>
     </w:p>
@@ -2616,35 +1743,7 @@
           <w:lang w:val="en-IN"/>
         </w:rPr>
         <w:br/>
-        <w:t xml:space="preserve">    </w:t>
-      </w:r>
-      <w:proofErr w:type="spellStart"/>
-      <w:r>
-        <w:rPr>
-          <w:lang w:val="en-IN"/>
-        </w:rPr>
-        <w:t>df</w:t>
-      </w:r>
-      <w:proofErr w:type="spellEnd"/>
-      <w:r>
-        <w:rPr>
-          <w:lang w:val="en-IN"/>
-        </w:rPr>
-        <w:t xml:space="preserve"> = </w:t>
-      </w:r>
-      <w:proofErr w:type="spellStart"/>
-      <w:r>
-        <w:rPr>
-          <w:lang w:val="en-IN"/>
-        </w:rPr>
-        <w:t>load_data</w:t>
-      </w:r>
-      <w:proofErr w:type="spellEnd"/>
-      <w:r>
-        <w:rPr>
-          <w:lang w:val="en-IN"/>
-        </w:rPr>
-        <w:t>("data/transactions.csv")</w:t>
+        <w:t xml:space="preserve">    df = load_data("data/transactions.csv")</w:t>
       </w:r>
       <w:r>
         <w:rPr>
@@ -2658,21 +1757,7 @@
           <w:lang w:val="en-IN"/>
         </w:rPr>
         <w:br/>
-        <w:t xml:space="preserve">    </w:t>
-      </w:r>
-      <w:proofErr w:type="gramStart"/>
-      <w:r>
-        <w:rPr>
-          <w:lang w:val="en-IN"/>
-        </w:rPr>
-        <w:t>print(</w:t>
-      </w:r>
-      <w:proofErr w:type="gramEnd"/>
-      <w:r>
-        <w:rPr>
-          <w:lang w:val="en-IN"/>
-        </w:rPr>
-        <w:t>"Error loading file:", e)</w:t>
+        <w:t xml:space="preserve">    print("Error loading file:", e)</w:t>
       </w:r>
     </w:p>
     <w:p>
@@ -2686,7 +1771,7 @@
           <w:lang w:val="en-IN"/>
         </w:rPr>
         <w:pict w14:anchorId="59CED2F4">
-          <v:rect id="_x0000_i1233" style="width:0;height:1.5pt" o:hralign="center" o:hrstd="t" o:hr="t" fillcolor="#a0a0a0" stroked="f"/>
+          <v:rect id="_x0000_i1041" style="width:0;height:1.5pt" o:hralign="center" o:hrstd="t" o:hr="t" fillcolor="#a0a0a0" stroked="f"/>
         </w:pict>
       </w:r>
     </w:p>
@@ -2724,42 +1809,14 @@
           <w:lang w:val="en-IN"/>
         </w:rPr>
         <w:br/>
-      </w:r>
-      <w:proofErr w:type="spellStart"/>
-      <w:proofErr w:type="gramStart"/>
-      <w:r>
-        <w:rPr>
-          <w:lang w:val="en-IN"/>
-        </w:rPr>
-        <w:t>logging.basicConfig</w:t>
-      </w:r>
-      <w:proofErr w:type="spellEnd"/>
-      <w:proofErr w:type="gramEnd"/>
-      <w:r>
-        <w:rPr>
-          <w:lang w:val="en-IN"/>
-        </w:rPr>
-        <w:t>(level=logging.INFO)</w:t>
-      </w:r>
-      <w:r>
-        <w:rPr>
-          <w:lang w:val="en-IN"/>
-        </w:rPr>
-        <w:br/>
-      </w:r>
-      <w:proofErr w:type="gramStart"/>
-      <w:r>
-        <w:rPr>
-          <w:lang w:val="en-IN"/>
-        </w:rPr>
-        <w:t>logging.info(</w:t>
-      </w:r>
-      <w:proofErr w:type="gramEnd"/>
-      <w:r>
-        <w:rPr>
-          <w:lang w:val="en-IN"/>
-        </w:rPr>
-        <w:t>"Pipeline started")</w:t>
+        <w:t>logging.basicConfig(level=logging.INFO)</w:t>
+      </w:r>
+      <w:r>
+        <w:rPr>
+          <w:lang w:val="en-IN"/>
+        </w:rPr>
+        <w:br/>
+        <w:t>logging.info("Pipeline started")</w:t>
       </w:r>
     </w:p>
     <w:p>
@@ -2773,7 +1830,7 @@
           <w:lang w:val="en-IN"/>
         </w:rPr>
         <w:pict w14:anchorId="6E7FB6E0">
-          <v:rect id="_x0000_i1234" style="width:0;height:1.5pt" o:hralign="center" o:hrstd="t" o:hr="t" fillcolor="#a0a0a0" stroked="f"/>
+          <v:rect id="_x0000_i1042" style="width:0;height:1.5pt" o:hralign="center" o:hrstd="t" o:hr="t" fillcolor="#a0a0a0" stroked="f"/>
         </w:pict>
       </w:r>
     </w:p>
@@ -2800,61 +1857,11 @@
           <w:lang w:val="en-IN"/>
         </w:rPr>
       </w:pPr>
-      <w:proofErr w:type="spellStart"/>
-      <w:r>
-        <w:rPr>
-          <w:lang w:val="en-IN"/>
-        </w:rPr>
-        <w:t>df</w:t>
-      </w:r>
-      <w:proofErr w:type="spellEnd"/>
-      <w:r>
-        <w:rPr>
-          <w:lang w:val="en-IN"/>
-        </w:rPr>
-        <w:t xml:space="preserve"> = </w:t>
-      </w:r>
-      <w:proofErr w:type="spellStart"/>
-      <w:r>
-        <w:rPr>
-          <w:lang w:val="en-IN"/>
-        </w:rPr>
-        <w:t>df</w:t>
-      </w:r>
-      <w:proofErr w:type="spellEnd"/>
-      <w:r>
-        <w:rPr>
-          <w:lang w:val="en-IN"/>
-        </w:rPr>
-        <w:t>[</w:t>
-      </w:r>
-      <w:proofErr w:type="spellStart"/>
-      <w:r>
-        <w:rPr>
-          <w:lang w:val="en-IN"/>
-        </w:rPr>
-        <w:t>df</w:t>
-      </w:r>
-      <w:proofErr w:type="spellEnd"/>
-      <w:r>
-        <w:rPr>
-          <w:lang w:val="en-IN"/>
-        </w:rPr>
-        <w:t>["</w:t>
-      </w:r>
-      <w:proofErr w:type="spellStart"/>
-      <w:r>
-        <w:rPr>
-          <w:lang w:val="en-IN"/>
-        </w:rPr>
-        <w:t>transaction_date</w:t>
-      </w:r>
-      <w:proofErr w:type="spellEnd"/>
-      <w:r>
-        <w:rPr>
-          <w:lang w:val="en-IN"/>
-        </w:rPr>
-        <w:t>"] &gt; "2024-01-01"]</w:t>
+      <w:r>
+        <w:rPr>
+          <w:lang w:val="en-IN"/>
+        </w:rPr>
+        <w:t>df = df[df["transaction_date"] &gt; "2024-01-01"]</w:t>
       </w:r>
     </w:p>
     <w:p>
@@ -2868,7 +1875,7 @@
           <w:lang w:val="en-IN"/>
         </w:rPr>
         <w:pict w14:anchorId="3497A038">
-          <v:rect id="_x0000_i1235" style="width:0;height:1.5pt" o:hralign="center" o:hrstd="t" o:hr="t" fillcolor="#a0a0a0" stroked="f"/>
+          <v:rect id="_x0000_i1043" style="width:0;height:1.5pt" o:hralign="center" o:hrstd="t" o:hr="t" fillcolor="#a0a0a0" stroked="f"/>
         </w:pict>
       </w:r>
     </w:p>
@@ -2930,7 +1937,7 @@
           <w:lang w:val="en-IN"/>
         </w:rPr>
         <w:pict w14:anchorId="37EA4D1A">
-          <v:rect id="_x0000_i1236" style="width:0;height:1.5pt" o:hralign="center" o:hrstd="t" o:hr="t" fillcolor="#a0a0a0" stroked="f"/>
+          <v:rect id="_x0000_i1044" style="width:0;height:1.5pt" o:hralign="center" o:hrstd="t" o:hr="t" fillcolor="#a0a0a0" stroked="f"/>
         </w:pict>
       </w:r>
     </w:p>
@@ -3030,7 +2037,7 @@
           <w:lang w:val="en-IN"/>
         </w:rPr>
         <w:pict w14:anchorId="329CA03C">
-          <v:rect id="_x0000_i1237" style="width:0;height:1.5pt" o:hralign="center" o:hrstd="t" o:hr="t" fillcolor="#a0a0a0" stroked="f"/>
+          <v:rect id="_x0000_i1045" style="width:0;height:1.5pt" o:hralign="center" o:hrstd="t" o:hr="t" fillcolor="#a0a0a0" stroked="f"/>
         </w:pict>
       </w:r>
     </w:p>
@@ -3074,35 +2081,7 @@
         <w:rPr>
           <w:lang w:val="en-IN"/>
         </w:rPr>
-        <w:t xml:space="preserve">def </w:t>
-      </w:r>
-      <w:proofErr w:type="spellStart"/>
-      <w:r>
-        <w:rPr>
-          <w:lang w:val="en-IN"/>
-        </w:rPr>
-        <w:t>test_data_</w:t>
-      </w:r>
-      <w:proofErr w:type="gramStart"/>
-      <w:r>
-        <w:rPr>
-          <w:lang w:val="en-IN"/>
-        </w:rPr>
-        <w:t>loaded</w:t>
-      </w:r>
-      <w:proofErr w:type="spellEnd"/>
-      <w:r>
-        <w:rPr>
-          <w:lang w:val="en-IN"/>
-        </w:rPr>
-        <w:t>(</w:t>
-      </w:r>
-      <w:proofErr w:type="gramEnd"/>
-      <w:r>
-        <w:rPr>
-          <w:lang w:val="en-IN"/>
-        </w:rPr>
-        <w:t>):</w:t>
+        <w:t>def test_data_loaded():</w:t>
       </w:r>
       <w:r>
         <w:rPr>
@@ -3116,66 +2095,14 @@
           <w:lang w:val="en-IN"/>
         </w:rPr>
         <w:br/>
-        <w:t xml:space="preserve">    </w:t>
-      </w:r>
-      <w:proofErr w:type="spellStart"/>
-      <w:r>
-        <w:rPr>
-          <w:lang w:val="en-IN"/>
-        </w:rPr>
-        <w:t>df</w:t>
-      </w:r>
-      <w:proofErr w:type="spellEnd"/>
-      <w:r>
-        <w:rPr>
-          <w:lang w:val="en-IN"/>
-        </w:rPr>
-        <w:t xml:space="preserve"> = </w:t>
-      </w:r>
-      <w:proofErr w:type="spellStart"/>
-      <w:proofErr w:type="gramStart"/>
-      <w:r>
-        <w:rPr>
-          <w:lang w:val="en-IN"/>
-        </w:rPr>
-        <w:t>pd.read</w:t>
-      </w:r>
-      <w:proofErr w:type="gramEnd"/>
-      <w:r>
-        <w:rPr>
-          <w:lang w:val="en-IN"/>
-        </w:rPr>
-        <w:t>_csv</w:t>
-      </w:r>
-      <w:proofErr w:type="spellEnd"/>
-      <w:r>
-        <w:rPr>
-          <w:lang w:val="en-IN"/>
-        </w:rPr>
-        <w:t>("data/transactions.csv")</w:t>
-      </w:r>
-      <w:r>
-        <w:rPr>
-          <w:lang w:val="en-IN"/>
-        </w:rPr>
-        <w:br/>
-        <w:t xml:space="preserve">    assert </w:t>
-      </w:r>
-      <w:proofErr w:type="spellStart"/>
-      <w:proofErr w:type="gramStart"/>
-      <w:r>
-        <w:rPr>
-          <w:lang w:val="en-IN"/>
-        </w:rPr>
-        <w:t>df.shape</w:t>
-      </w:r>
-      <w:proofErr w:type="spellEnd"/>
-      <w:proofErr w:type="gramEnd"/>
-      <w:r>
-        <w:rPr>
-          <w:lang w:val="en-IN"/>
-        </w:rPr>
-        <w:t>[0] &gt; 0</w:t>
+        <w:t xml:space="preserve">    df = pd.read_csv("data/transactions.csv")</w:t>
+      </w:r>
+      <w:r>
+        <w:rPr>
+          <w:lang w:val="en-IN"/>
+        </w:rPr>
+        <w:br/>
+        <w:t xml:space="preserve">    assert df.shape[0] &gt; 0</w:t>
       </w:r>
     </w:p>
     <w:p>
@@ -3189,7 +2116,7 @@
           <w:lang w:val="en-IN"/>
         </w:rPr>
         <w:pict w14:anchorId="3DBBE3B5">
-          <v:rect id="_x0000_i1238" style="width:0;height:1.5pt" o:hralign="center" o:hrstd="t" o:hr="t" fillcolor="#a0a0a0" stroked="f"/>
+          <v:rect id="_x0000_i1046" style="width:0;height:1.5pt" o:hralign="center" o:hrstd="t" o:hr="t" fillcolor="#a0a0a0" stroked="f"/>
         </w:pict>
       </w:r>
     </w:p>
@@ -3212,14 +2139,12 @@
           <w:lang w:val="en-IN"/>
         </w:rPr>
       </w:pPr>
-      <w:proofErr w:type="spellStart"/>
       <w:r>
         <w:rPr>
           <w:lang w:val="en-IN"/>
         </w:rPr>
         <w:t>pytest</w:t>
       </w:r>
-      <w:proofErr w:type="spellEnd"/>
     </w:p>
     <w:p>
       <w:pPr>
@@ -3232,7 +2157,7 @@
           <w:lang w:val="en-IN"/>
         </w:rPr>
         <w:pict w14:anchorId="6C1B5C49">
-          <v:rect id="_x0000_i1239" style="width:0;height:1.5pt" o:hralign="center" o:hrstd="t" o:hr="t" fillcolor="#a0a0a0" stroked="f"/>
+          <v:rect id="_x0000_i1047" style="width:0;height:1.5pt" o:hralign="center" o:hrstd="t" o:hr="t" fillcolor="#a0a0a0" stroked="f"/>
         </w:pict>
       </w:r>
     </w:p>
@@ -3277,7 +2202,7 @@
           <w:lang w:val="en-IN"/>
         </w:rPr>
         <w:pict w14:anchorId="70B04BEF">
-          <v:rect id="_x0000_i1240" style="width:0;height:1.5pt" o:hralign="center" o:hrstd="t" o:hr="t" fillcolor="#a0a0a0" stroked="f"/>
+          <v:rect id="_x0000_i1048" style="width:0;height:1.5pt" o:hralign="center" o:hrstd="t" o:hr="t" fillcolor="#a0a0a0" stroked="f"/>
         </w:pict>
       </w:r>
     </w:p>
@@ -3372,19 +2297,11 @@
           <w:lang w:val="en-IN"/>
         </w:rPr>
       </w:pPr>
-      <w:proofErr w:type="spellStart"/>
-      <w:r>
-        <w:rPr>
-          <w:lang w:val="en-IN"/>
-        </w:rPr>
-        <w:t>is_fraud</w:t>
-      </w:r>
-      <w:proofErr w:type="spellEnd"/>
-      <w:r>
-        <w:rPr>
-          <w:lang w:val="en-IN"/>
-        </w:rPr>
-        <w:t xml:space="preserve"> = True if amount &gt; 800</w:t>
+      <w:r>
+        <w:rPr>
+          <w:lang w:val="en-IN"/>
+        </w:rPr>
+        <w:t>is_fraud = True if amount &gt; 800</w:t>
       </w:r>
     </w:p>
     <w:p>
@@ -3432,7 +2349,7 @@
           <w:lang w:val="en-IN"/>
         </w:rPr>
         <w:pict w14:anchorId="365E13EC">
-          <v:rect id="_x0000_i1241" style="width:0;height:1.5pt" o:hralign="center" o:hrstd="t" o:hr="t" fillcolor="#a0a0a0" stroked="f"/>
+          <v:rect id="_x0000_i1049" style="width:0;height:1.5pt" o:hralign="center" o:hrstd="t" o:hr="t" fillcolor="#a0a0a0" stroked="f"/>
         </w:pict>
       </w:r>
     </w:p>
@@ -3464,7 +2381,7 @@
           <w:lang w:val="en-IN"/>
         </w:rPr>
         <w:pict w14:anchorId="522F2790">
-          <v:rect id="_x0000_i1242" style="width:0;height:1.5pt" o:hralign="center" o:hrstd="t" o:hr="t" fillcolor="#a0a0a0" stroked="f"/>
+          <v:rect id="_x0000_i1050" style="width:0;height:1.5pt" o:hralign="center" o:hrstd="t" o:hr="t" fillcolor="#a0a0a0" stroked="f"/>
         </w:pict>
       </w:r>
     </w:p>
@@ -3535,7 +2452,7 @@
           <w:lang w:val="en-IN"/>
         </w:rPr>
         <w:pict w14:anchorId="760DAF8D">
-          <v:rect id="_x0000_i1243" style="width:0;height:1.5pt" o:hralign="center" o:hrstd="t" o:hr="t" fillcolor="#a0a0a0" stroked="f"/>
+          <v:rect id="_x0000_i1051" style="width:0;height:1.5pt" o:hralign="center" o:hrstd="t" o:hr="t" fillcolor="#a0a0a0" stroked="f"/>
         </w:pict>
       </w:r>
     </w:p>
@@ -3601,7 +2518,7 @@
           <w:lang w:val="en-IN"/>
         </w:rPr>
         <w:pict w14:anchorId="0614B82D">
-          <v:rect id="_x0000_i1244" style="width:0;height:1.5pt" o:hralign="center" o:hrstd="t" o:hr="t" fillcolor="#a0a0a0" stroked="f"/>
+          <v:rect id="_x0000_i1052" style="width:0;height:1.5pt" o:hralign="center" o:hrstd="t" o:hr="t" fillcolor="#a0a0a0" stroked="f"/>
         </w:pict>
       </w:r>
     </w:p>
@@ -6097,6 +5014,7 @@
   <w:style w:type="character" w:default="1" w:styleId="DefaultParagraphFont">
     <w:name w:val="Default Paragraph Font"/>
     <w:uiPriority w:val="1"/>
+    <w:semiHidden/>
     <w:unhideWhenUsed/>
   </w:style>
   <w:style w:type="table" w:default="1" w:styleId="TableNormal">
